--- a/docs/planning/Engineering_Backlog_v1.0_Part_2_Core_Platform.docx
+++ b/docs/planning/Engineering_Backlog_v1.0_Part_2_Core_Platform.docx
@@ -651,7 +651,7 @@
           </w:tcPr>
           <w:p>
             <w:r>
-              <w:t>Implemented, tested, architecture compliant</w:t>
+              <w:t>Future work â€” define source-specific polling intervals from upstream cadence, rate limits, cache freshness, failure behavior, battery cost, and field-network constraints; test independently.</w:t>
             </w:r>
           </w:p>
         </w:tc>
@@ -974,7 +974,7 @@
           </w:tcPr>
           <w:p>
             <w:r>
-              <w:t>Implemented, tested, architecture compliant</w:t>
+              <w:t>Future work â€” use Windows-provided battery runtime estimates, improve authoritative AC/battery power-source reporting, retain nullable unsupported fields, and measure runtime on supported Windows hardware.</w:t>
             </w:r>
           </w:p>
         </w:tc>

--- a/docs/planning/Engineering_Backlog_v1.0_Part_2_Core_Platform.docx
+++ b/docs/planning/Engineering_Backlog_v1.0_Part_2_Core_Platform.docx
@@ -1,6 +1,6 @@
 
 <file path=word/document.xml><?xml version="1.0" encoding="utf-8"?>
-<w:document xmlns:wpc="http://schemas.microsoft.com/office/word/2010/wordprocessingCanvas" xmlns:mo="http://schemas.microsoft.com/office/mac/office/2008/main" xmlns:mc="http://schemas.openxmlformats.org/markup-compatibility/2006" xmlns:mv="urn:schemas-microsoft-com:mac:vml" xmlns:o="urn:schemas-microsoft-com:office:office" xmlns:r="http://schemas.openxmlformats.org/officeDocument/2006/relationships" xmlns:m="http://schemas.openxmlformats.org/officeDocument/2006/math" xmlns:v="urn:schemas-microsoft-com:vml" xmlns:wp14="http://schemas.microsoft.com/office/word/2010/wordprocessingDrawing" xmlns:wp="http://schemas.openxmlformats.org/drawingml/2006/wordprocessingDrawing" xmlns:w10="urn:schemas-microsoft-com:office:word" xmlns:w="http://schemas.openxmlformats.org/wordprocessingml/2006/main" xmlns:w14="http://schemas.microsoft.com/office/word/2010/wordml" xmlns:wpg="http://schemas.microsoft.com/office/word/2010/wordprocessingGroup" xmlns:wpi="http://schemas.microsoft.com/office/word/2010/wordprocessingInk" xmlns:wne="http://schemas.microsoft.com/office/word/2006/wordml" xmlns:wps="http://schemas.microsoft.com/office/word/2010/wordprocessingShape" mc:Ignorable="w14 wp14">
+<w:document xmlns:ns1="http://schemas.openxmlformats.org/markup-compatibility/2006" xmlns:w="http://schemas.openxmlformats.org/wordprocessingml/2006/main" ns1:Ignorable="w14 wp14">
   <w:body>
     <w:p>
       <w:pPr>
@@ -3193,6 +3193,86 @@
         <w:t>Part 2 defines the core platform capabilities. Part 3 continues with Propagation, Configuration &amp; Persistence, AI Assistant, Release Engineering, and Quality Assurance.</w:t>
       </w:r>
     </w:p>
+    <w:p>
+      <w:pPr>
+        <w:pStyle w:val="Heading 1"/>
+      </w:pPr>
+      <w:r>
+        <w:t>2026 Rebaseline Addendum ? Core Platform Sequencing</w:t>
+      </w:r>
+    </w:p>
+    <w:p>
+      <w:pPr>
+        <w:pStyle w:val="Normal"/>
+      </w:pPr>
+      <w:r>
+        <w:t>The approved 2026 rebaseline makes Version 2.3 a Single-Operator Field MVP. Core-platform work remains valid, but active work must directly enable operator value, trustworthy status, reliable local operation, offline usefulness, or a named near-term field feature.</w:t>
+      </w:r>
+    </w:p>
+    <w:p>
+      <w:pPr>
+        <w:pStyle w:val="Heading 2"/>
+      </w:pPr>
+      <w:r>
+        <w:t>Active Version 2.3 path</w:t>
+      </w:r>
+    </w:p>
+    <w:p>
+      <w:pPr>
+        <w:pStyle w:val="Normal"/>
+      </w:pPr>
+      <w:r>
+        <w:t>Finish practical tray usability; establish minimum dashboard-to-agent integration; implement serial-port enumeration; implement the NMEA GNSS adapter; implement Windows system telemetry; consolidate startup/deployment/update/uninstall; validate on the primary ToughBook/ToughPad; release Version 2.3.</w:t>
+      </w:r>
+    </w:p>
+    <w:p>
+      <w:pPr>
+        <w:pStyle w:val="Heading 2"/>
+      </w:pPr>
+      <w:r>
+        <w:t>Disposition of platform expansion</w:t>
+      </w:r>
+    </w:p>
+    <w:p>
+      <w:pPr>
+        <w:pStyle w:val="Normal"/>
+      </w:pPr>
+      <w:r>
+        <w:t>SQLite Foundation remains deferred until a concrete field feature requires persistence. Agent Capability Registry remains deferred until multiple real adapters justify generalized discovery; explicit capability reporting is sufficient for the MVP.</w:t>
+      </w:r>
+    </w:p>
+    <w:p>
+      <w:pPr>
+        <w:pStyle w:val="Normal"/>
+      </w:pPr>
+      <w:r>
+        <w:t>Battery/system monitoring work that supplies real Windows telemetry remains active and prioritized. Unsupported values remain nullable and stale/unavailable states must be honest. Launcher, weather, SmartLog+, and other existing platform capabilities remain preserved; no completed architectural work is discarded.</w:t>
+      </w:r>
+    </w:p>
+    <w:p>
+      <w:pPr>
+        <w:pStyle w:val="Heading 2"/>
+      </w:pPr>
+      <w:r>
+        <w:t>Future Deployment and Enterprise Hardening</w:t>
+      </w:r>
+    </w:p>
+    <w:p>
+      <w:pPr>
+        <w:pStyle w:val="Normal"/>
+      </w:pPr>
+      <w:r>
+        <w:t>Deferred, not abandoned: multi-user provisioning, separate-session/Fast User Switching/RDP behavior, enterprise packaging and signing, fleet deployment, centralized policy, advanced credential lifecycle, generalized privileged APIs, remote administration, and enterprise diagnostics.</w:t>
+      </w:r>
+    </w:p>
+    <w:p>
+      <w:pPr>
+        <w:pStyle w:val="Normal"/>
+      </w:pPr>
+      <w:r>
+        <w:t>Backlog priority is based on operator value, trustworthiness benefit, reliability benefit, direct near-term field dependency, current deployment relevance, and estimated effort.</w:t>
+      </w:r>
+    </w:p>
     <w:sectPr>
       <w:pgSz w:w="12240" w:h="15840"/>
       <w:pgMar w:top="1440" w:right="1800" w:bottom="1440" w:left="1800" w:header="720" w:footer="720" w:gutter="0"/>
